--- a/files/GR5203_Syllabus.docx
+++ b/files/GR5203_Syllabus.docx
@@ -1239,45 +1239,7 @@
           <w:rFonts w:ascii="Times New Roman" w:hAnsi="Times New Roman" w:cs="Times New Roman"/>
           <w:color w:val="000000"/>
         </w:rPr>
-        <w:t xml:space="preserve">because of the fast pace of the course, it is advised to submit HW on time. However, you will be given </w:t>
-      </w:r>
-      <w:r>
-        <w:rPr>
-          <w:rFonts w:ascii="Times New Roman" w:hAnsi="Times New Roman" w:cs="Times New Roman"/>
-          <w:b/>
-          <w:bCs/>
-          <w:color w:val="000000"/>
-        </w:rPr>
-        <w:t>four</w:t>
-      </w:r>
-      <w:r>
-        <w:rPr>
-          <w:rFonts w:ascii="Times New Roman" w:hAnsi="Times New Roman" w:cs="Times New Roman"/>
-          <w:color w:val="000000"/>
-        </w:rPr>
-        <w:t xml:space="preserve"> late days to be divided however you wish </w:t>
-      </w:r>
-      <w:r>
-        <w:rPr>
-          <w:rFonts w:ascii="Times New Roman" w:hAnsi="Times New Roman" w:cs="Times New Roman"/>
-          <w:color w:val="000000"/>
-        </w:rPr>
-        <w:lastRenderedPageBreak/>
-        <w:t>across the five assignments</w:t>
-      </w:r>
-      <w:r>
-        <w:rPr>
-          <w:rFonts w:ascii="Times New Roman" w:hAnsi="Times New Roman" w:cs="Times New Roman"/>
-          <w:color w:val="000000"/>
-        </w:rPr>
-        <w:t xml:space="preserve">. </w:t>
-      </w:r>
-      <w:r>
-        <w:rPr>
-          <w:rFonts w:ascii="Times New Roman" w:hAnsi="Times New Roman" w:cs="Times New Roman"/>
-          <w:color w:val="000000"/>
-        </w:rPr>
-        <w:t>Beyond this, late homework will not be accepted.</w:t>
+        <w:t>TBD</w:t>
       </w:r>
     </w:p>
     <w:p>
@@ -1311,21 +1273,14 @@
           <w:rFonts w:ascii="Times New Roman" w:hAnsi="Times New Roman" w:cs="Times New Roman"/>
           <w:color w:val="000000"/>
         </w:rPr>
-        <w:t xml:space="preserve"> T</w:t>
-      </w:r>
-      <w:r>
-        <w:rPr>
-          <w:rFonts w:ascii="Times New Roman" w:hAnsi="Times New Roman" w:cs="Times New Roman"/>
-          <w:color w:val="000000"/>
-        </w:rPr>
-        <w:t xml:space="preserve">he </w:t>
-      </w:r>
-      <w:r>
-        <w:rPr>
-          <w:rFonts w:ascii="Times New Roman" w:hAnsi="Times New Roman" w:cs="Times New Roman"/>
-          <w:color w:val="000000"/>
-        </w:rPr>
-        <w:t>HW with lowest score will be dropped</w:t>
+        <w:t xml:space="preserve"> </w:t>
+      </w:r>
+      <w:r>
+        <w:rPr>
+          <w:rFonts w:ascii="Times New Roman" w:hAnsi="Times New Roman" w:cs="Times New Roman"/>
+          <w:color w:val="000000"/>
+        </w:rPr>
+        <w:t>TBD</w:t>
       </w:r>
     </w:p>
     <w:p>
@@ -1352,6 +1307,7 @@
           <w:bCs/>
           <w:color w:val="000000"/>
         </w:rPr>
+        <w:lastRenderedPageBreak/>
         <w:t>Collaboration:</w:t>
       </w:r>
       <w:r>
@@ -2810,7 +2766,6 @@
           <w:bCs/>
           <w:color w:val="000000"/>
         </w:rPr>
-        <w:lastRenderedPageBreak/>
         <w:t>Signup instructions for Ed discussion:</w:t>
       </w:r>
       <w:r>
@@ -2878,6 +2833,7 @@
           <w:b/>
           <w:color w:val="000000"/>
         </w:rPr>
+        <w:lastRenderedPageBreak/>
         <w:t>Accessibility and Accommodations</w:t>
       </w:r>
       <w:r>
@@ -3341,7 +3297,7 @@
         <w:rFonts w:ascii="Times New Roman" w:eastAsiaTheme="minorEastAsia" w:hAnsi="Times New Roman" w:cs="Times New Roman" w:hint="default"/>
       </w:rPr>
     </w:lvl>
-    <w:lvl w:ilvl="1" w:tplc="04090003" w:tentative="1">
+    <w:lvl w:ilvl="1" w:tplc="04090003">
       <w:start w:val="1"/>
       <w:numFmt w:val="bullet"/>
       <w:lvlText w:val="o"/>

--- a/files/GR5203_Syllabus.docx
+++ b/files/GR5203_Syllabus.docx
@@ -239,80 +239,6 @@
           <w:color w:val="000000"/>
         </w:rPr>
         <w:t>ruchira.ray@columbia.edu</w:t>
-      </w:r>
-    </w:p>
-    <w:p>
-      <w:pPr>
-        <w:rPr>
-          <w:rFonts w:ascii="Times New Roman" w:eastAsia="Times New Roman" w:hAnsi="Times New Roman" w:cs="Times New Roman"/>
-        </w:rPr>
-      </w:pPr>
-      <w:r>
-        <w:rPr>
-          <w:rFonts w:ascii="Times New Roman" w:hAnsi="Times New Roman" w:cs="Times New Roman"/>
-          <w:b/>
-          <w:color w:val="000000"/>
-        </w:rPr>
-        <w:t>Office Hours</w:t>
-      </w:r>
-      <w:r>
-        <w:rPr>
-          <w:rFonts w:ascii="Times New Roman" w:hAnsi="Times New Roman" w:cs="Times New Roman"/>
-          <w:color w:val="000000"/>
-        </w:rPr>
-        <w:t xml:space="preserve">: </w:t>
-      </w:r>
-      <w:r>
-        <w:rPr>
-          <w:rFonts w:ascii="Times New Roman" w:hAnsi="Times New Roman" w:cs="Times New Roman"/>
-          <w:color w:val="000000"/>
-        </w:rPr>
-        <w:t>TBD</w:t>
-      </w:r>
-    </w:p>
-    <w:p>
-      <w:pPr>
-        <w:widowControl w:val="0"/>
-        <w:autoSpaceDE w:val="0"/>
-        <w:autoSpaceDN w:val="0"/>
-        <w:adjustRightInd w:val="0"/>
-        <w:jc w:val="both"/>
-        <w:rPr>
-          <w:rFonts w:ascii="Times New Roman" w:hAnsi="Times New Roman" w:cs="Times New Roman"/>
-          <w:b/>
-          <w:bCs/>
-          <w:color w:val="000000"/>
-        </w:rPr>
-      </w:pPr>
-    </w:p>
-    <w:p>
-      <w:pPr>
-        <w:rPr>
-          <w:rFonts w:ascii="Times New Roman" w:eastAsia="Times New Roman" w:hAnsi="Times New Roman" w:cs="Times New Roman"/>
-        </w:rPr>
-      </w:pPr>
-      <w:r>
-        <w:rPr>
-          <w:rFonts w:ascii="Times New Roman" w:hAnsi="Times New Roman" w:cs="Times New Roman"/>
-          <w:b/>
-          <w:color w:val="000000"/>
-        </w:rPr>
-        <w:t>Teaching assistant:</w:t>
-      </w:r>
-      <w:r>
-        <w:rPr>
-          <w:rFonts w:ascii="Times New Roman" w:hAnsi="Times New Roman" w:cs="Times New Roman"/>
-          <w:bCs/>
-          <w:color w:val="000000"/>
-        </w:rPr>
-        <w:t xml:space="preserve"> TBD</w:t>
-      </w:r>
-      <w:r>
-        <w:rPr>
-          <w:rFonts w:ascii="Times New Roman" w:hAnsi="Times New Roman" w:cs="Times New Roman"/>
-          <w:color w:val="000000"/>
-        </w:rPr>
-        <w:t xml:space="preserve"> </w:t>
       </w:r>
     </w:p>
     <w:p>
@@ -1098,23 +1024,37 @@
           <w:rFonts w:ascii="Times New Roman" w:hAnsi="Times New Roman" w:cs="Times New Roman"/>
           <w:color w:val="000000"/>
         </w:rPr>
-        <w:t xml:space="preserve">There will be a homework (HW) problem set due (almost) every week </w:t>
-      </w:r>
-      <w:proofErr w:type="gramStart"/>
-      <w:r>
-        <w:rPr>
-          <w:rFonts w:ascii="Times New Roman" w:hAnsi="Times New Roman" w:cs="Times New Roman"/>
-          <w:color w:val="000000"/>
-        </w:rPr>
-        <w:t>with the exception of</w:t>
-      </w:r>
-      <w:proofErr w:type="gramEnd"/>
-      <w:r>
-        <w:rPr>
-          <w:rFonts w:ascii="Times New Roman" w:hAnsi="Times New Roman" w:cs="Times New Roman"/>
-          <w:color w:val="000000"/>
-        </w:rPr>
-        <w:t xml:space="preserve"> the first week and the midterm week.</w:t>
+        <w:t xml:space="preserve">There will be </w:t>
+      </w:r>
+      <w:r>
+        <w:rPr>
+          <w:rFonts w:ascii="Times New Roman" w:hAnsi="Times New Roman" w:cs="Times New Roman"/>
+          <w:b/>
+          <w:bCs/>
+          <w:color w:val="000000"/>
+        </w:rPr>
+        <w:t>five</w:t>
+      </w:r>
+      <w:r>
+        <w:rPr>
+          <w:rFonts w:ascii="Times New Roman" w:hAnsi="Times New Roman" w:cs="Times New Roman"/>
+          <w:color w:val="000000"/>
+        </w:rPr>
+        <w:t xml:space="preserve"> </w:t>
+      </w:r>
+      <w:r>
+        <w:rPr>
+          <w:rFonts w:ascii="Times New Roman" w:hAnsi="Times New Roman" w:cs="Times New Roman"/>
+          <w:color w:val="000000"/>
+        </w:rPr>
+        <w:t xml:space="preserve">homework (HW) </w:t>
+      </w:r>
+      <w:r>
+        <w:rPr>
+          <w:rFonts w:ascii="Times New Roman" w:hAnsi="Times New Roman" w:cs="Times New Roman"/>
+          <w:color w:val="000000"/>
+        </w:rPr>
+        <w:t>assignments due throughout the course of the semester.</w:t>
       </w:r>
     </w:p>
     <w:p>
@@ -1239,7 +1179,46 @@
           <w:rFonts w:ascii="Times New Roman" w:hAnsi="Times New Roman" w:cs="Times New Roman"/>
           <w:color w:val="000000"/>
         </w:rPr>
-        <w:t>TBD</w:t>
+        <w:t xml:space="preserve">Due to the fast pace of the course, it is highly advised to submit homework on time. However, you will be given </w:t>
+      </w:r>
+      <w:r>
+        <w:rPr>
+          <w:rFonts w:ascii="Times New Roman" w:hAnsi="Times New Roman" w:cs="Times New Roman"/>
+          <w:b/>
+          <w:bCs/>
+          <w:color w:val="000000"/>
+        </w:rPr>
+        <w:t>three</w:t>
+      </w:r>
+      <w:r>
+        <w:rPr>
+          <w:rFonts w:ascii="Times New Roman" w:hAnsi="Times New Roman" w:cs="Times New Roman"/>
+          <w:color w:val="000000"/>
+        </w:rPr>
+        <w:t xml:space="preserve"> late days to be divided however you wish across HW 1-4. Because HW 5 is due right before the final exam, lates submissions for HW 5 will </w:t>
+      </w:r>
+      <w:r>
+        <w:rPr>
+          <w:rFonts w:ascii="Times New Roman" w:hAnsi="Times New Roman" w:cs="Times New Roman"/>
+          <w:b/>
+          <w:bCs/>
+          <w:color w:val="000000"/>
+        </w:rPr>
+        <w:t>not</w:t>
+      </w:r>
+      <w:r>
+        <w:rPr>
+          <w:rFonts w:ascii="Times New Roman" w:hAnsi="Times New Roman" w:cs="Times New Roman"/>
+          <w:color w:val="000000"/>
+        </w:rPr>
+        <w:t xml:space="preserve"> be accepted</w:t>
+      </w:r>
+      <w:r>
+        <w:rPr>
+          <w:rFonts w:ascii="Times New Roman" w:hAnsi="Times New Roman" w:cs="Times New Roman"/>
+          <w:color w:val="000000"/>
+        </w:rPr>
+        <w:t>.</w:t>
       </w:r>
     </w:p>
     <w:p>
@@ -1280,7 +1259,7 @@
           <w:rFonts w:ascii="Times New Roman" w:hAnsi="Times New Roman" w:cs="Times New Roman"/>
           <w:color w:val="000000"/>
         </w:rPr>
-        <w:t>TBD</w:t>
+        <w:t>The lowest HW grade will be dropped.</w:t>
       </w:r>
     </w:p>
     <w:p>
@@ -1535,14 +1514,42 @@
           <w:rFonts w:ascii="Times New Roman" w:hAnsi="Times New Roman" w:cs="Times New Roman"/>
           <w:color w:val="000000"/>
         </w:rPr>
-        <w:t xml:space="preserve"> (time)</w:t>
-      </w:r>
-      <w:r>
-        <w:rPr>
-          <w:rFonts w:ascii="Times New Roman" w:hAnsi="Times New Roman" w:cs="Times New Roman"/>
-          <w:color w:val="000000"/>
-        </w:rPr>
-        <w:t xml:space="preserve"> on TBD in room TBD</w:t>
+        <w:t xml:space="preserve"> (</w:t>
+      </w:r>
+      <w:r>
+        <w:rPr>
+          <w:rFonts w:ascii="Times New Roman" w:hAnsi="Times New Roman" w:cs="Times New Roman"/>
+          <w:color w:val="000000"/>
+        </w:rPr>
+        <w:t>1:10-2:25</w:t>
+      </w:r>
+      <w:r>
+        <w:rPr>
+          <w:rFonts w:ascii="Times New Roman" w:hAnsi="Times New Roman" w:cs="Times New Roman"/>
+          <w:color w:val="000000"/>
+        </w:rPr>
+        <w:t>)</w:t>
+      </w:r>
+      <w:r>
+        <w:rPr>
+          <w:rFonts w:ascii="Times New Roman" w:hAnsi="Times New Roman" w:cs="Times New Roman"/>
+          <w:color w:val="000000"/>
+        </w:rPr>
+        <w:t xml:space="preserve"> in </w:t>
+      </w:r>
+      <w:r>
+        <w:rPr>
+          <w:rFonts w:ascii="Times New Roman" w:hAnsi="Times New Roman" w:cs="Times New Roman"/>
+          <w:color w:val="000000"/>
+        </w:rPr>
+        <w:t>Uris 331</w:t>
+      </w:r>
+      <w:r>
+        <w:rPr>
+          <w:rFonts w:ascii="Times New Roman" w:hAnsi="Times New Roman" w:cs="Times New Roman"/>
+          <w:color w:val="000000"/>
+        </w:rPr>
+        <w:t xml:space="preserve"> on September 29</w:t>
       </w:r>
     </w:p>
     <w:p>
@@ -1576,7 +1583,14 @@
           <w:rFonts w:ascii="Times New Roman" w:hAnsi="Times New Roman" w:cs="Times New Roman"/>
           <w:color w:val="000000"/>
         </w:rPr>
-        <w:t xml:space="preserve"> the first half of the course (up to blah)</w:t>
+        <w:t xml:space="preserve"> </w:t>
+      </w:r>
+      <w:r>
+        <w:rPr>
+          <w:rFonts w:ascii="Times New Roman" w:hAnsi="Times New Roman" w:cs="Times New Roman"/>
+          <w:color w:val="000000"/>
+        </w:rPr>
+        <w:t>will be announced closer to the midterm date</w:t>
       </w:r>
     </w:p>
     <w:p>
@@ -1989,7 +2003,35 @@
           <w:rFonts w:ascii="Times New Roman" w:hAnsi="Times New Roman" w:cs="Times New Roman"/>
           <w:color w:val="000000"/>
         </w:rPr>
-        <w:t xml:space="preserve"> During the entire class (time) on TBD in room TBD</w:t>
+        <w:t xml:space="preserve"> During the entire class (</w:t>
+      </w:r>
+      <w:r>
+        <w:rPr>
+          <w:rFonts w:ascii="Times New Roman" w:hAnsi="Times New Roman" w:cs="Times New Roman"/>
+          <w:color w:val="000000"/>
+        </w:rPr>
+        <w:t>1:10-3:40</w:t>
+      </w:r>
+      <w:r>
+        <w:rPr>
+          <w:rFonts w:ascii="Times New Roman" w:hAnsi="Times New Roman" w:cs="Times New Roman"/>
+          <w:color w:val="000000"/>
+        </w:rPr>
+        <w:t xml:space="preserve">) in </w:t>
+      </w:r>
+      <w:r>
+        <w:rPr>
+          <w:rFonts w:ascii="Times New Roman" w:hAnsi="Times New Roman" w:cs="Times New Roman"/>
+          <w:color w:val="000000"/>
+        </w:rPr>
+        <w:t>Uris 331</w:t>
+      </w:r>
+      <w:r>
+        <w:rPr>
+          <w:rFonts w:ascii="Times New Roman" w:hAnsi="Times New Roman" w:cs="Times New Roman"/>
+          <w:color w:val="000000"/>
+        </w:rPr>
+        <w:t xml:space="preserve"> on October 22</w:t>
       </w:r>
     </w:p>
     <w:p>
@@ -2789,25 +2831,39 @@
           <w:color w:val="222222"/>
           <w:shd w:val="clear" w:color="auto" w:fill="FFFFFF"/>
         </w:rPr>
-        <w:t xml:space="preserve"> will show up as a button in the menu, together with 'Assignments' 'Grades' 'People' </w:t>
-      </w:r>
-      <w:proofErr w:type="spellStart"/>
+        <w:t xml:space="preserve"> will show up as a button in the menu, together with 'Assignments' 'Grades' 'People' etc</w:t>
+      </w:r>
       <w:r>
         <w:rPr>
           <w:rFonts w:ascii="Times New Roman" w:eastAsia="Times New Roman" w:hAnsi="Times New Roman" w:cs="Times New Roman"/>
           <w:color w:val="222222"/>
           <w:shd w:val="clear" w:color="auto" w:fill="FFFFFF"/>
         </w:rPr>
-        <w:t>etc</w:t>
-      </w:r>
-      <w:proofErr w:type="spellEnd"/>
+        <w:t>.</w:t>
+      </w:r>
       <w:r>
         <w:rPr>
           <w:rFonts w:ascii="Times New Roman" w:eastAsia="Times New Roman" w:hAnsi="Times New Roman" w:cs="Times New Roman"/>
           <w:color w:val="222222"/>
           <w:shd w:val="clear" w:color="auto" w:fill="FFFFFF"/>
         </w:rPr>
-        <w:t xml:space="preserve"> (right)</w:t>
+        <w:t xml:space="preserve"> (</w:t>
+      </w:r>
+      <w:r>
+        <w:rPr>
+          <w:rFonts w:ascii="Times New Roman" w:eastAsia="Times New Roman" w:hAnsi="Times New Roman" w:cs="Times New Roman"/>
+          <w:color w:val="222222"/>
+          <w:shd w:val="clear" w:color="auto" w:fill="FFFFFF"/>
+        </w:rPr>
+        <w:t xml:space="preserve">see picture on the </w:t>
+      </w:r>
+      <w:r>
+        <w:rPr>
+          <w:rFonts w:ascii="Times New Roman" w:eastAsia="Times New Roman" w:hAnsi="Times New Roman" w:cs="Times New Roman"/>
+          <w:color w:val="222222"/>
+          <w:shd w:val="clear" w:color="auto" w:fill="FFFFFF"/>
+        </w:rPr>
+        <w:t>right)</w:t>
       </w:r>
     </w:p>
     <w:p>

--- a/files/GR5203_Syllabus.docx
+++ b/files/GR5203_Syllabus.docx
@@ -1188,7 +1188,7 @@
           <w:bCs/>
           <w:color w:val="000000"/>
         </w:rPr>
-        <w:t>three</w:t>
+        <w:t>two</w:t>
       </w:r>
       <w:r>
         <w:rPr>
